--- a/api/src/templates/Yacht education.docx
+++ b/api/src/templates/Yacht education.docx
@@ -28,7 +28,7 @@
         </w:trPr>
         <w:tc>
           <w:tcPr>
-            <w:tcW w:w="10285" w:type="dxa"/>
+            <w:tcW w:w="9026" w:type="dxa"/>
             <w:gridSpan w:val="6"/>
             <w:tcBorders>
               <w:top w:val="nil"/>
@@ -156,7 +156,7 @@
         </w:trPr>
         <w:tc>
           <w:tcPr>
-            <w:tcW w:w="10285" w:type="dxa"/>
+            <w:tcW w:w="9026" w:type="dxa"/>
             <w:gridSpan w:val="6"/>
             <w:tcBorders>
               <w:top w:val="nil"/>
@@ -197,7 +197,7 @@
         </w:trPr>
         <w:tc>
           <w:tcPr>
-            <w:tcW w:w="1488" w:type="dxa"/>
+            <w:tcW w:w="1281" w:type="dxa"/>
             <w:vMerge w:val="restart"/>
             <w:tcBorders>
               <w:top w:val="single" w:sz="2" w:space="0" w:color="000000"/>
@@ -241,7 +241,7 @@
         </w:tc>
         <w:tc>
           <w:tcPr>
-            <w:tcW w:w="1747" w:type="dxa"/>
+            <w:tcW w:w="1491" w:type="dxa"/>
             <w:tcBorders>
               <w:top w:val="single" w:sz="2" w:space="0" w:color="000000"/>
               <w:left w:val="single" w:sz="2" w:space="0" w:color="000000"/>
@@ -284,7 +284,7 @@
         </w:tc>
         <w:tc>
           <w:tcPr>
-            <w:tcW w:w="2369" w:type="dxa"/>
+            <w:tcW w:w="2050" w:type="dxa"/>
             <w:tcBorders>
               <w:top w:val="single" w:sz="2" w:space="0" w:color="000000"/>
               <w:left w:val="single" w:sz="2" w:space="0" w:color="000000"/>
@@ -317,7 +317,7 @@
         </w:tc>
         <w:tc>
           <w:tcPr>
-            <w:tcW w:w="1649" w:type="dxa"/>
+            <w:tcW w:w="1463" w:type="dxa"/>
             <w:tcBorders>
               <w:top w:val="single" w:sz="2" w:space="0" w:color="000000"/>
               <w:left w:val="single" w:sz="2" w:space="0" w:color="000000"/>
@@ -360,7 +360,7 @@
         </w:tc>
         <w:tc>
           <w:tcPr>
-            <w:tcW w:w="1375" w:type="dxa"/>
+            <w:tcW w:w="1190" w:type="dxa"/>
             <w:tcBorders>
               <w:top w:val="single" w:sz="2" w:space="0" w:color="000000"/>
               <w:left w:val="single" w:sz="2" w:space="0" w:color="000000"/>
@@ -436,7 +436,7 @@
         </w:tc>
         <w:tc>
           <w:tcPr>
-            <w:tcW w:w="1658" w:type="dxa"/>
+            <w:tcW w:w="1551" w:type="dxa"/>
             <w:vMerge w:val="restart"/>
             <w:tcBorders>
               <w:top w:val="single" w:sz="2" w:space="0" w:color="000000"/>
@@ -541,7 +541,7 @@
         </w:tc>
         <w:tc>
           <w:tcPr>
-            <w:tcW w:w="1747" w:type="dxa"/>
+            <w:tcW w:w="1491" w:type="dxa"/>
             <w:tcBorders>
               <w:top w:val="single" w:sz="2" w:space="0" w:color="000000"/>
               <w:left w:val="single" w:sz="2" w:space="0" w:color="000000"/>
@@ -584,7 +584,7 @@
         </w:tc>
         <w:tc>
           <w:tcPr>
-            <w:tcW w:w="5393" w:type="dxa"/>
+            <w:tcW w:w="4703" w:type="dxa"/>
             <w:gridSpan w:val="3"/>
             <w:tcBorders>
               <w:top w:val="single" w:sz="2" w:space="0" w:color="000000"/>
@@ -683,7 +683,7 @@
         </w:tc>
         <w:tc>
           <w:tcPr>
-            <w:tcW w:w="1747" w:type="dxa"/>
+            <w:tcW w:w="1491" w:type="dxa"/>
             <w:tcBorders>
               <w:top w:val="single" w:sz="2" w:space="0" w:color="000000"/>
               <w:left w:val="single" w:sz="2" w:space="0" w:color="000000"/>
@@ -726,7 +726,7 @@
         </w:tc>
         <w:tc>
           <w:tcPr>
-            <w:tcW w:w="5393" w:type="dxa"/>
+            <w:tcW w:w="4703" w:type="dxa"/>
             <w:gridSpan w:val="3"/>
             <w:tcBorders>
               <w:top w:val="single" w:sz="2" w:space="0" w:color="000000"/>
@@ -795,7 +795,50 @@
         </w:trPr>
         <w:tc>
           <w:tcPr>
-            <w:tcW w:w="1488" w:type="dxa"/>
+            <w:tcW w:w="1281" w:type="dxa"/>
+            <w:vMerge w:val="restart"/>
+            <w:tcBorders>
+              <w:top w:val="single" w:sz="2" w:space="0" w:color="000000"/>
+              <w:left w:val="single" w:sz="2" w:space="0" w:color="000000"/>
+              <w:right w:val="single" w:sz="2" w:space="0" w:color="000000"/>
+            </w:tcBorders>
+            <w:tcMar>
+              <w:top w:w="28" w:type="dxa"/>
+              <w:left w:w="102" w:type="dxa"/>
+              <w:bottom w:w="28" w:type="dxa"/>
+              <w:right w:w="102" w:type="dxa"/>
+            </w:tcMar>
+            <w:vAlign w:val="center"/>
+            <w:hideMark/>
+          </w:tcPr>
+          <w:p>
+            <w:pPr>
+              <w:spacing w:after="0" w:line="384" w:lineRule="auto"/>
+              <w:jc w:val="distribute"/>
+              <w:textAlignment w:val="baseline"/>
+              <w:rPr>
+                <w:rFonts w:ascii="G마켓 산스 Medium" w:eastAsia="G마켓 산스 Medium" w:hAnsi="G마켓 산스 Medium" w:cs="굴림"/>
+                <w:color w:val="000000"/>
+                <w:kern w:val="0"/>
+                <w:szCs w:val="20"/>
+              </w:rPr>
+            </w:pPr>
+            <w:r>
+              <w:rPr>
+                <w:rFonts w:ascii="G마켓 산스 Medium" w:eastAsia="G마켓 산스 Medium" w:hAnsi="G마켓 산스 Medium" w:cs="함초롬바탕" w:hint="eastAsia"/>
+                <w:b/>
+                <w:bCs/>
+                <w:color w:val="000000"/>
+                <w:kern w:val="0"/>
+                <w:szCs w:val="20"/>
+              </w:rPr>
+              <w:t>교육과정</w:t>
+            </w:r>
+          </w:p>
+        </w:tc>
+        <w:tc>
+          <w:tcPr>
+            <w:tcW w:w="1491" w:type="dxa"/>
             <w:tcBorders>
               <w:top w:val="single" w:sz="2" w:space="0" w:color="000000"/>
               <w:left w:val="single" w:sz="2" w:space="0" w:color="000000"/>
@@ -832,56 +875,13 @@
                 <w:kern w:val="0"/>
                 <w:szCs w:val="20"/>
               </w:rPr>
-              <w:t>교육과정</w:t>
+              <w:t>유 형</w:t>
             </w:r>
           </w:p>
         </w:tc>
         <w:tc>
           <w:tcPr>
-            <w:tcW w:w="1747" w:type="dxa"/>
-            <w:tcBorders>
-              <w:top w:val="single" w:sz="2" w:space="0" w:color="000000"/>
-              <w:left w:val="single" w:sz="2" w:space="0" w:color="000000"/>
-              <w:bottom w:val="single" w:sz="2" w:space="0" w:color="000000"/>
-              <w:right w:val="single" w:sz="2" w:space="0" w:color="000000"/>
-            </w:tcBorders>
-            <w:tcMar>
-              <w:top w:w="28" w:type="dxa"/>
-              <w:left w:w="102" w:type="dxa"/>
-              <w:bottom w:w="28" w:type="dxa"/>
-              <w:right w:w="102" w:type="dxa"/>
-            </w:tcMar>
-            <w:vAlign w:val="center"/>
-            <w:hideMark/>
-          </w:tcPr>
-          <w:p>
-            <w:pPr>
-              <w:spacing w:after="0" w:line="384" w:lineRule="auto"/>
-              <w:jc w:val="distribute"/>
-              <w:textAlignment w:val="baseline"/>
-              <w:rPr>
-                <w:rFonts w:ascii="G마켓 산스 Medium" w:eastAsia="G마켓 산스 Medium" w:hAnsi="G마켓 산스 Medium" w:cs="굴림"/>
-                <w:color w:val="000000"/>
-                <w:kern w:val="0"/>
-                <w:szCs w:val="20"/>
-              </w:rPr>
-            </w:pPr>
-            <w:r>
-              <w:rPr>
-                <w:rFonts w:ascii="G마켓 산스 Medium" w:eastAsia="G마켓 산스 Medium" w:hAnsi="G마켓 산스 Medium" w:cs="함초롬바탕" w:hint="eastAsia"/>
-                <w:b/>
-                <w:bCs/>
-                <w:color w:val="000000"/>
-                <w:kern w:val="0"/>
-                <w:szCs w:val="20"/>
-              </w:rPr>
-              <w:t>유 형</w:t>
-            </w:r>
-          </w:p>
-        </w:tc>
-        <w:tc>
-          <w:tcPr>
-            <w:tcW w:w="2369" w:type="dxa"/>
+            <w:tcW w:w="2050" w:type="dxa"/>
             <w:tcBorders>
               <w:top w:val="single" w:sz="2" w:space="0" w:color="000000"/>
               <w:left w:val="single" w:sz="2" w:space="0" w:color="000000"/>
@@ -962,7 +962,7 @@
               <w:ind w:right="290"/>
               <w:textAlignment w:val="baseline"/>
               <w:rPr>
-                <w:rFonts w:ascii="G마켓 산스 Medium" w:eastAsia="G마켓 산스 Medium" w:hAnsi="G마켓 산스 Medium" w:cs="굴림" w:hint="eastAsia"/>
+                <w:rFonts w:ascii="G마켓 산스 Medium" w:eastAsia="G마켓 산스 Medium" w:hAnsi="G마켓 산스 Medium" w:cs="굴림"/>
                 <w:color w:val="000000"/>
                 <w:kern w:val="0"/>
                 <w:szCs w:val="20"/>
@@ -1018,7 +1018,7 @@
         </w:tc>
         <w:tc>
           <w:tcPr>
-            <w:tcW w:w="1649" w:type="dxa"/>
+            <w:tcW w:w="1463" w:type="dxa"/>
             <w:tcBorders>
               <w:top w:val="single" w:sz="2" w:space="0" w:color="000000"/>
               <w:left w:val="single" w:sz="2" w:space="0" w:color="000000"/>
@@ -1062,7 +1062,7 @@
         </w:tc>
         <w:tc>
           <w:tcPr>
-            <w:tcW w:w="3032" w:type="dxa"/>
+            <w:tcW w:w="2741" w:type="dxa"/>
             <w:gridSpan w:val="2"/>
             <w:tcBorders>
               <w:top w:val="single" w:sz="2" w:space="0" w:color="000000"/>
@@ -1168,8 +1168,110 @@
         </w:trPr>
         <w:tc>
           <w:tcPr>
-            <w:tcW w:w="1488" w:type="dxa"/>
+            <w:tcW w:w="1281" w:type="dxa"/>
+            <w:vMerge/>
+            <w:tcBorders>
+              <w:left w:val="single" w:sz="2" w:space="0" w:color="000000"/>
+              <w:right w:val="single" w:sz="2" w:space="0" w:color="000000"/>
+            </w:tcBorders>
+            <w:tcMar>
+              <w:top w:w="28" w:type="dxa"/>
+              <w:left w:w="102" w:type="dxa"/>
+              <w:bottom w:w="28" w:type="dxa"/>
+              <w:right w:w="102" w:type="dxa"/>
+            </w:tcMar>
+            <w:vAlign w:val="center"/>
+            <w:hideMark/>
+          </w:tcPr>
+          <w:p>
+            <w:pPr>
+              <w:spacing w:after="0" w:line="384" w:lineRule="auto"/>
+              <w:textAlignment w:val="baseline"/>
+              <w:rPr>
+                <w:rFonts w:ascii="G마켓 산스 Medium" w:eastAsia="G마켓 산스 Medium" w:hAnsi="G마켓 산스 Medium" w:cs="굴림"/>
+                <w:color w:val="000000"/>
+                <w:kern w:val="0"/>
+                <w:szCs w:val="20"/>
+              </w:rPr>
+            </w:pPr>
+          </w:p>
+        </w:tc>
+        <w:tc>
+          <w:tcPr>
+            <w:tcW w:w="1491" w:type="dxa"/>
             <w:vMerge w:val="restart"/>
+            <w:tcBorders>
+              <w:top w:val="single" w:sz="2" w:space="0" w:color="000000"/>
+              <w:left w:val="single" w:sz="2" w:space="0" w:color="000000"/>
+              <w:right w:val="single" w:sz="2" w:space="0" w:color="000000"/>
+            </w:tcBorders>
+            <w:tcMar>
+              <w:top w:w="28" w:type="dxa"/>
+              <w:left w:w="102" w:type="dxa"/>
+              <w:bottom w:w="28" w:type="dxa"/>
+              <w:right w:w="102" w:type="dxa"/>
+            </w:tcMar>
+            <w:vAlign w:val="center"/>
+          </w:tcPr>
+          <w:p>
+            <w:pPr>
+              <w:spacing w:after="0" w:line="384" w:lineRule="auto"/>
+              <w:jc w:val="distribute"/>
+              <w:textAlignment w:val="baseline"/>
+              <w:rPr>
+                <w:rFonts w:ascii="G마켓 산스 Medium" w:eastAsia="G마켓 산스 Medium" w:hAnsi="G마켓 산스 Medium" w:cs="굴림"/>
+                <w:color w:val="000000"/>
+                <w:kern w:val="0"/>
+                <w:szCs w:val="20"/>
+              </w:rPr>
+            </w:pPr>
+            <w:r>
+              <w:rPr>
+                <w:rFonts w:ascii="G마켓 산스 Medium" w:eastAsia="G마켓 산스 Medium" w:hAnsi="G마켓 산스 Medium" w:cs="굴림" w:hint="eastAsia"/>
+                <w:color w:val="000000"/>
+                <w:kern w:val="0"/>
+                <w:szCs w:val="20"/>
+              </w:rPr>
+              <w:t>세부유형</w:t>
+            </w:r>
+          </w:p>
+        </w:tc>
+        <w:tc>
+          <w:tcPr>
+            <w:tcW w:w="2050" w:type="dxa"/>
+            <w:vMerge w:val="restart"/>
+            <w:tcBorders>
+              <w:top w:val="single" w:sz="2" w:space="0" w:color="000000"/>
+              <w:left w:val="single" w:sz="2" w:space="0" w:color="000000"/>
+              <w:right w:val="single" w:sz="2" w:space="0" w:color="000000"/>
+            </w:tcBorders>
+            <w:tcMar>
+              <w:top w:w="28" w:type="dxa"/>
+              <w:left w:w="102" w:type="dxa"/>
+              <w:bottom w:w="28" w:type="dxa"/>
+              <w:right w:w="102" w:type="dxa"/>
+            </w:tcMar>
+            <w:vAlign w:val="center"/>
+            <w:hideMark/>
+          </w:tcPr>
+          <w:p>
+            <w:pPr>
+              <w:spacing w:after="0" w:line="384" w:lineRule="auto"/>
+              <w:textAlignment w:val="baseline"/>
+              <w:rPr>
+                <w:rFonts w:ascii="G마켓 산스 Medium" w:eastAsia="G마켓 산스 Medium" w:hAnsi="G마켓 산스 Medium" w:cs="굴림"/>
+                <w:b/>
+                <w:bCs/>
+                <w:color w:val="000000"/>
+                <w:kern w:val="0"/>
+                <w:szCs w:val="20"/>
+              </w:rPr>
+            </w:pPr>
+          </w:p>
+        </w:tc>
+        <w:tc>
+          <w:tcPr>
+            <w:tcW w:w="1463" w:type="dxa"/>
             <w:tcBorders>
               <w:top w:val="single" w:sz="2" w:space="0" w:color="000000"/>
               <w:left w:val="single" w:sz="2" w:space="0" w:color="000000"/>
@@ -1199,20 +1301,152 @@
             </w:pPr>
             <w:r>
               <w:rPr>
-                <w:rFonts w:ascii="G마켓 산스 Medium" w:eastAsia="G마켓 산스 Medium" w:hAnsi="G마켓 산스 Medium" w:cs="함초롬바탕" w:hint="eastAsia"/>
-                <w:b/>
-                <w:bCs/>
-                <w:color w:val="000000"/>
-                <w:kern w:val="0"/>
-                <w:szCs w:val="20"/>
-              </w:rPr>
-              <w:t>연락처</w:t>
+                <w:rFonts w:ascii="G마켓 산스 Medium" w:eastAsia="G마켓 산스 Medium" w:hAnsi="G마켓 산스 Medium" w:cs="굴림"/>
+                <w:b/>
+                <w:bCs/>
+                <w:color w:val="000000"/>
+                <w:kern w:val="0"/>
+                <w:szCs w:val="20"/>
+              </w:rPr>
+              <w:t>E-mail</w:t>
             </w:r>
           </w:p>
         </w:tc>
         <w:tc>
           <w:tcPr>
-            <w:tcW w:w="1747" w:type="dxa"/>
+            <w:tcW w:w="2741" w:type="dxa"/>
+            <w:gridSpan w:val="2"/>
+            <w:tcBorders>
+              <w:top w:val="single" w:sz="2" w:space="0" w:color="000000"/>
+              <w:left w:val="single" w:sz="2" w:space="0" w:color="000000"/>
+              <w:bottom w:val="single" w:sz="2" w:space="0" w:color="000000"/>
+              <w:right w:val="single" w:sz="2" w:space="0" w:color="000000"/>
+            </w:tcBorders>
+            <w:tcMar>
+              <w:top w:w="28" w:type="dxa"/>
+              <w:left w:w="102" w:type="dxa"/>
+              <w:bottom w:w="28" w:type="dxa"/>
+              <w:right w:w="102" w:type="dxa"/>
+            </w:tcMar>
+            <w:vAlign w:val="center"/>
+            <w:hideMark/>
+          </w:tcPr>
+          <w:p>
+            <w:pPr>
+              <w:spacing w:after="0" w:line="384" w:lineRule="auto"/>
+              <w:textAlignment w:val="baseline"/>
+              <w:rPr>
+                <w:rFonts w:ascii="G마켓 산스 Medium" w:eastAsia="G마켓 산스 Medium" w:hAnsi="G마켓 산스 Medium" w:cs="굴림"/>
+                <w:b/>
+                <w:bCs/>
+                <w:color w:val="000000"/>
+                <w:kern w:val="0"/>
+                <w:szCs w:val="20"/>
+              </w:rPr>
+            </w:pPr>
+          </w:p>
+        </w:tc>
+      </w:tr>
+      <w:tr>
+        <w:trPr>
+          <w:trHeight w:val="656"/>
+        </w:trPr>
+        <w:tc>
+          <w:tcPr>
+            <w:tcW w:w="0" w:type="auto"/>
+            <w:vMerge/>
+            <w:tcBorders>
+              <w:left w:val="single" w:sz="2" w:space="0" w:color="000000"/>
+              <w:bottom w:val="single" w:sz="2" w:space="0" w:color="000000"/>
+              <w:right w:val="single" w:sz="2" w:space="0" w:color="000000"/>
+            </w:tcBorders>
+            <w:vAlign w:val="center"/>
+            <w:hideMark/>
+          </w:tcPr>
+          <w:p>
+            <w:pPr>
+              <w:widowControl/>
+              <w:wordWrap/>
+              <w:autoSpaceDE/>
+              <w:autoSpaceDN/>
+              <w:spacing w:after="0" w:line="240" w:lineRule="auto"/>
+              <w:jc w:val="left"/>
+              <w:rPr>
+                <w:rFonts w:ascii="G마켓 산스 Medium" w:eastAsia="G마켓 산스 Medium" w:hAnsi="G마켓 산스 Medium" w:cs="굴림"/>
+                <w:color w:val="000000"/>
+                <w:kern w:val="0"/>
+                <w:szCs w:val="20"/>
+              </w:rPr>
+            </w:pPr>
+          </w:p>
+        </w:tc>
+        <w:tc>
+          <w:tcPr>
+            <w:tcW w:w="1491" w:type="dxa"/>
+            <w:vMerge/>
+            <w:tcBorders>
+              <w:left w:val="single" w:sz="2" w:space="0" w:color="000000"/>
+              <w:bottom w:val="single" w:sz="2" w:space="0" w:color="000000"/>
+              <w:right w:val="single" w:sz="2" w:space="0" w:color="000000"/>
+            </w:tcBorders>
+            <w:tcMar>
+              <w:top w:w="28" w:type="dxa"/>
+              <w:left w:w="102" w:type="dxa"/>
+              <w:bottom w:w="28" w:type="dxa"/>
+              <w:right w:w="102" w:type="dxa"/>
+            </w:tcMar>
+            <w:vAlign w:val="center"/>
+          </w:tcPr>
+          <w:p>
+            <w:pPr>
+              <w:spacing w:after="0" w:line="384" w:lineRule="auto"/>
+              <w:jc w:val="distribute"/>
+              <w:textAlignment w:val="baseline"/>
+              <w:rPr>
+                <w:rFonts w:ascii="G마켓 산스 Medium" w:eastAsia="G마켓 산스 Medium" w:hAnsi="G마켓 산스 Medium" w:cs="굴림"/>
+                <w:color w:val="000000"/>
+                <w:kern w:val="0"/>
+                <w:szCs w:val="20"/>
+              </w:rPr>
+            </w:pPr>
+          </w:p>
+        </w:tc>
+        <w:tc>
+          <w:tcPr>
+            <w:tcW w:w="2050" w:type="dxa"/>
+            <w:vMerge/>
+            <w:tcBorders>
+              <w:left w:val="single" w:sz="2" w:space="0" w:color="000000"/>
+              <w:bottom w:val="single" w:sz="2" w:space="0" w:color="000000"/>
+              <w:right w:val="single" w:sz="2" w:space="0" w:color="000000"/>
+            </w:tcBorders>
+            <w:tcMar>
+              <w:top w:w="28" w:type="dxa"/>
+              <w:left w:w="102" w:type="dxa"/>
+              <w:bottom w:w="28" w:type="dxa"/>
+              <w:right w:w="102" w:type="dxa"/>
+            </w:tcMar>
+            <w:vAlign w:val="center"/>
+            <w:hideMark/>
+          </w:tcPr>
+          <w:p>
+            <w:pPr>
+              <w:spacing w:after="0" w:line="384" w:lineRule="auto"/>
+              <w:textAlignment w:val="baseline"/>
+              <w:rPr>
+                <w:rFonts w:ascii="G마켓 산스 Medium" w:eastAsia="G마켓 산스 Medium" w:hAnsi="G마켓 산스 Medium" w:cs="굴림"/>
+                <w:b/>
+                <w:bCs/>
+                <w:color w:val="000000"/>
+                <w:kern w:val="0"/>
+                <w:szCs w:val="20"/>
+              </w:rPr>
+            </w:pPr>
+          </w:p>
+        </w:tc>
+        <w:tc>
+          <w:tcPr>
+            <w:tcW w:w="1463" w:type="dxa"/>
             <w:tcBorders>
               <w:top w:val="single" w:sz="2" w:space="0" w:color="000000"/>
               <w:left w:val="single" w:sz="2" w:space="0" w:color="000000"/>
@@ -1249,13 +1483,14 @@
                 <w:kern w:val="0"/>
                 <w:szCs w:val="20"/>
               </w:rPr>
-              <w:t>자택</w:t>
+              <w:t>핸드폰</w:t>
             </w:r>
           </w:p>
         </w:tc>
         <w:tc>
           <w:tcPr>
-            <w:tcW w:w="2369" w:type="dxa"/>
+            <w:tcW w:w="2741" w:type="dxa"/>
+            <w:gridSpan w:val="2"/>
             <w:tcBorders>
               <w:top w:val="single" w:sz="2" w:space="0" w:color="000000"/>
               <w:left w:val="single" w:sz="2" w:space="0" w:color="000000"/>
@@ -1286,9 +1521,14 @@
             </w:pPr>
           </w:p>
         </w:tc>
+      </w:tr>
+      <w:tr>
+        <w:trPr>
+          <w:trHeight w:val="656"/>
+        </w:trPr>
         <w:tc>
           <w:tcPr>
-            <w:tcW w:w="1649" w:type="dxa"/>
+            <w:tcW w:w="1281" w:type="dxa"/>
             <w:tcBorders>
               <w:top w:val="single" w:sz="2" w:space="0" w:color="000000"/>
               <w:left w:val="single" w:sz="2" w:space="0" w:color="000000"/>
@@ -1318,290 +1558,20 @@
             </w:pPr>
             <w:r>
               <w:rPr>
-                <w:rFonts w:ascii="G마켓 산스 Medium" w:eastAsia="G마켓 산스 Medium" w:hAnsi="G마켓 산스 Medium" w:cs="굴림"/>
-                <w:b/>
-                <w:bCs/>
-                <w:color w:val="000000"/>
-                <w:kern w:val="0"/>
-                <w:szCs w:val="20"/>
-              </w:rPr>
-              <w:t>E-mail</w:t>
+                <w:rFonts w:ascii="G마켓 산스 Medium" w:eastAsia="G마켓 산스 Medium" w:hAnsi="G마켓 산스 Medium" w:cs="함초롬바탕" w:hint="eastAsia"/>
+                <w:b/>
+                <w:bCs/>
+                <w:color w:val="000000"/>
+                <w:kern w:val="0"/>
+                <w:szCs w:val="20"/>
+              </w:rPr>
+              <w:t>보유자격증</w:t>
             </w:r>
           </w:p>
         </w:tc>
         <w:tc>
           <w:tcPr>
-            <w:tcW w:w="3032" w:type="dxa"/>
-            <w:gridSpan w:val="2"/>
-            <w:tcBorders>
-              <w:top w:val="single" w:sz="2" w:space="0" w:color="000000"/>
-              <w:left w:val="single" w:sz="2" w:space="0" w:color="000000"/>
-              <w:bottom w:val="single" w:sz="2" w:space="0" w:color="000000"/>
-              <w:right w:val="single" w:sz="2" w:space="0" w:color="000000"/>
-            </w:tcBorders>
-            <w:tcMar>
-              <w:top w:w="28" w:type="dxa"/>
-              <w:left w:w="102" w:type="dxa"/>
-              <w:bottom w:w="28" w:type="dxa"/>
-              <w:right w:w="102" w:type="dxa"/>
-            </w:tcMar>
-            <w:vAlign w:val="center"/>
-            <w:hideMark/>
-          </w:tcPr>
-          <w:p>
-            <w:pPr>
-              <w:spacing w:after="0" w:line="384" w:lineRule="auto"/>
-              <w:textAlignment w:val="baseline"/>
-              <w:rPr>
-                <w:rFonts w:ascii="G마켓 산스 Medium" w:eastAsia="G마켓 산스 Medium" w:hAnsi="G마켓 산스 Medium" w:cs="굴림"/>
-                <w:b/>
-                <w:bCs/>
-                <w:color w:val="000000"/>
-                <w:kern w:val="0"/>
-                <w:szCs w:val="20"/>
-              </w:rPr>
-            </w:pPr>
-          </w:p>
-        </w:tc>
-      </w:tr>
-      <w:tr>
-        <w:trPr>
-          <w:trHeight w:val="656"/>
-        </w:trPr>
-        <w:tc>
-          <w:tcPr>
-            <w:tcW w:w="0" w:type="auto"/>
-            <w:vMerge/>
-            <w:tcBorders>
-              <w:top w:val="single" w:sz="2" w:space="0" w:color="000000"/>
-              <w:left w:val="single" w:sz="2" w:space="0" w:color="000000"/>
-              <w:bottom w:val="single" w:sz="2" w:space="0" w:color="000000"/>
-              <w:right w:val="single" w:sz="2" w:space="0" w:color="000000"/>
-            </w:tcBorders>
-            <w:vAlign w:val="center"/>
-            <w:hideMark/>
-          </w:tcPr>
-          <w:p>
-            <w:pPr>
-              <w:widowControl/>
-              <w:wordWrap/>
-              <w:autoSpaceDE/>
-              <w:autoSpaceDN/>
-              <w:spacing w:after="0" w:line="240" w:lineRule="auto"/>
-              <w:jc w:val="left"/>
-              <w:rPr>
-                <w:rFonts w:ascii="G마켓 산스 Medium" w:eastAsia="G마켓 산스 Medium" w:hAnsi="G마켓 산스 Medium" w:cs="굴림"/>
-                <w:color w:val="000000"/>
-                <w:kern w:val="0"/>
-                <w:szCs w:val="20"/>
-              </w:rPr>
-            </w:pPr>
-          </w:p>
-        </w:tc>
-        <w:tc>
-          <w:tcPr>
-            <w:tcW w:w="1747" w:type="dxa"/>
-            <w:tcBorders>
-              <w:top w:val="single" w:sz="2" w:space="0" w:color="000000"/>
-              <w:left w:val="single" w:sz="2" w:space="0" w:color="000000"/>
-              <w:bottom w:val="single" w:sz="2" w:space="0" w:color="000000"/>
-              <w:right w:val="single" w:sz="2" w:space="0" w:color="000000"/>
-            </w:tcBorders>
-            <w:tcMar>
-              <w:top w:w="28" w:type="dxa"/>
-              <w:left w:w="102" w:type="dxa"/>
-              <w:bottom w:w="28" w:type="dxa"/>
-              <w:right w:w="102" w:type="dxa"/>
-            </w:tcMar>
-            <w:vAlign w:val="center"/>
-            <w:hideMark/>
-          </w:tcPr>
-          <w:p>
-            <w:pPr>
-              <w:spacing w:after="0" w:line="384" w:lineRule="auto"/>
-              <w:jc w:val="distribute"/>
-              <w:textAlignment w:val="baseline"/>
-              <w:rPr>
-                <w:rFonts w:ascii="G마켓 산스 Medium" w:eastAsia="G마켓 산스 Medium" w:hAnsi="G마켓 산스 Medium" w:cs="굴림"/>
-                <w:color w:val="000000"/>
-                <w:kern w:val="0"/>
-                <w:szCs w:val="20"/>
-              </w:rPr>
-            </w:pPr>
-            <w:r>
-              <w:rPr>
-                <w:rFonts w:ascii="G마켓 산스 Medium" w:eastAsia="G마켓 산스 Medium" w:hAnsi="G마켓 산스 Medium" w:cs="함초롬바탕" w:hint="eastAsia"/>
-                <w:b/>
-                <w:bCs/>
-                <w:color w:val="000000"/>
-                <w:kern w:val="0"/>
-                <w:szCs w:val="20"/>
-              </w:rPr>
-              <w:t>직장</w:t>
-            </w:r>
-          </w:p>
-        </w:tc>
-        <w:tc>
-          <w:tcPr>
-            <w:tcW w:w="2369" w:type="dxa"/>
-            <w:tcBorders>
-              <w:top w:val="single" w:sz="2" w:space="0" w:color="000000"/>
-              <w:left w:val="single" w:sz="2" w:space="0" w:color="000000"/>
-              <w:bottom w:val="single" w:sz="2" w:space="0" w:color="000000"/>
-              <w:right w:val="single" w:sz="2" w:space="0" w:color="000000"/>
-            </w:tcBorders>
-            <w:tcMar>
-              <w:top w:w="28" w:type="dxa"/>
-              <w:left w:w="102" w:type="dxa"/>
-              <w:bottom w:w="28" w:type="dxa"/>
-              <w:right w:w="102" w:type="dxa"/>
-            </w:tcMar>
-            <w:vAlign w:val="center"/>
-            <w:hideMark/>
-          </w:tcPr>
-          <w:p>
-            <w:pPr>
-              <w:spacing w:after="0" w:line="384" w:lineRule="auto"/>
-              <w:textAlignment w:val="baseline"/>
-              <w:rPr>
-                <w:rFonts w:ascii="G마켓 산스 Medium" w:eastAsia="G마켓 산스 Medium" w:hAnsi="G마켓 산스 Medium" w:cs="굴림"/>
-                <w:b/>
-                <w:bCs/>
-                <w:color w:val="000000"/>
-                <w:kern w:val="0"/>
-                <w:szCs w:val="20"/>
-              </w:rPr>
-            </w:pPr>
-          </w:p>
-        </w:tc>
-        <w:tc>
-          <w:tcPr>
-            <w:tcW w:w="1649" w:type="dxa"/>
-            <w:tcBorders>
-              <w:top w:val="single" w:sz="2" w:space="0" w:color="000000"/>
-              <w:left w:val="single" w:sz="2" w:space="0" w:color="000000"/>
-              <w:bottom w:val="single" w:sz="2" w:space="0" w:color="000000"/>
-              <w:right w:val="single" w:sz="2" w:space="0" w:color="000000"/>
-            </w:tcBorders>
-            <w:tcMar>
-              <w:top w:w="28" w:type="dxa"/>
-              <w:left w:w="102" w:type="dxa"/>
-              <w:bottom w:w="28" w:type="dxa"/>
-              <w:right w:w="102" w:type="dxa"/>
-            </w:tcMar>
-            <w:vAlign w:val="center"/>
-            <w:hideMark/>
-          </w:tcPr>
-          <w:p>
-            <w:pPr>
-              <w:spacing w:after="0" w:line="384" w:lineRule="auto"/>
-              <w:jc w:val="distribute"/>
-              <w:textAlignment w:val="baseline"/>
-              <w:rPr>
-                <w:rFonts w:ascii="G마켓 산스 Medium" w:eastAsia="G마켓 산스 Medium" w:hAnsi="G마켓 산스 Medium" w:cs="굴림"/>
-                <w:color w:val="000000"/>
-                <w:kern w:val="0"/>
-                <w:szCs w:val="20"/>
-              </w:rPr>
-            </w:pPr>
-            <w:r>
-              <w:rPr>
-                <w:rFonts w:ascii="G마켓 산스 Medium" w:eastAsia="G마켓 산스 Medium" w:hAnsi="G마켓 산스 Medium" w:cs="함초롬바탕" w:hint="eastAsia"/>
-                <w:b/>
-                <w:bCs/>
-                <w:color w:val="000000"/>
-                <w:kern w:val="0"/>
-                <w:szCs w:val="20"/>
-              </w:rPr>
-              <w:t>핸드폰</w:t>
-            </w:r>
-          </w:p>
-        </w:tc>
-        <w:tc>
-          <w:tcPr>
-            <w:tcW w:w="3032" w:type="dxa"/>
-            <w:gridSpan w:val="2"/>
-            <w:tcBorders>
-              <w:top w:val="single" w:sz="2" w:space="0" w:color="000000"/>
-              <w:left w:val="single" w:sz="2" w:space="0" w:color="000000"/>
-              <w:bottom w:val="single" w:sz="2" w:space="0" w:color="000000"/>
-              <w:right w:val="single" w:sz="2" w:space="0" w:color="000000"/>
-            </w:tcBorders>
-            <w:tcMar>
-              <w:top w:w="28" w:type="dxa"/>
-              <w:left w:w="102" w:type="dxa"/>
-              <w:bottom w:w="28" w:type="dxa"/>
-              <w:right w:w="102" w:type="dxa"/>
-            </w:tcMar>
-            <w:vAlign w:val="center"/>
-            <w:hideMark/>
-          </w:tcPr>
-          <w:p>
-            <w:pPr>
-              <w:spacing w:after="0" w:line="384" w:lineRule="auto"/>
-              <w:textAlignment w:val="baseline"/>
-              <w:rPr>
-                <w:rFonts w:ascii="G마켓 산스 Medium" w:eastAsia="G마켓 산스 Medium" w:hAnsi="G마켓 산스 Medium" w:cs="굴림"/>
-                <w:b/>
-                <w:bCs/>
-                <w:color w:val="000000"/>
-                <w:kern w:val="0"/>
-                <w:szCs w:val="20"/>
-              </w:rPr>
-            </w:pPr>
-          </w:p>
-        </w:tc>
-      </w:tr>
-      <w:tr>
-        <w:trPr>
-          <w:trHeight w:val="656"/>
-        </w:trPr>
-        <w:tc>
-          <w:tcPr>
-            <w:tcW w:w="1488" w:type="dxa"/>
-            <w:tcBorders>
-              <w:top w:val="single" w:sz="2" w:space="0" w:color="000000"/>
-              <w:left w:val="single" w:sz="2" w:space="0" w:color="000000"/>
-              <w:bottom w:val="single" w:sz="2" w:space="0" w:color="000000"/>
-              <w:right w:val="single" w:sz="2" w:space="0" w:color="000000"/>
-            </w:tcBorders>
-            <w:tcMar>
-              <w:top w:w="28" w:type="dxa"/>
-              <w:left w:w="102" w:type="dxa"/>
-              <w:bottom w:w="28" w:type="dxa"/>
-              <w:right w:w="102" w:type="dxa"/>
-            </w:tcMar>
-            <w:vAlign w:val="center"/>
-            <w:hideMark/>
-          </w:tcPr>
-          <w:p>
-            <w:pPr>
-              <w:spacing w:after="0" w:line="384" w:lineRule="auto"/>
-              <w:jc w:val="distribute"/>
-              <w:textAlignment w:val="baseline"/>
-              <w:rPr>
-                <w:rFonts w:ascii="G마켓 산스 Medium" w:eastAsia="G마켓 산스 Medium" w:hAnsi="G마켓 산스 Medium" w:cs="굴림"/>
-                <w:color w:val="000000"/>
-                <w:kern w:val="0"/>
-                <w:szCs w:val="20"/>
-              </w:rPr>
-            </w:pPr>
-            <w:r>
-              <w:rPr>
-                <w:rFonts w:ascii="G마켓 산스 Medium" w:eastAsia="G마켓 산스 Medium" w:hAnsi="G마켓 산스 Medium" w:cs="함초롬바탕" w:hint="eastAsia"/>
-                <w:b/>
-                <w:bCs/>
-                <w:color w:val="000000"/>
-                <w:kern w:val="0"/>
-                <w:szCs w:val="20"/>
-              </w:rPr>
-              <w:t>보유자격증</w:t>
-            </w:r>
-          </w:p>
-        </w:tc>
-        <w:tc>
-          <w:tcPr>
-            <w:tcW w:w="8798" w:type="dxa"/>
+            <w:tcW w:w="7745" w:type="dxa"/>
             <w:gridSpan w:val="5"/>
             <w:tcBorders>
               <w:top w:val="single" w:sz="2" w:space="0" w:color="000000"/>
@@ -1851,7 +1821,7 @@
         </w:trPr>
         <w:tc>
           <w:tcPr>
-            <w:tcW w:w="10285" w:type="dxa"/>
+            <w:tcW w:w="9026" w:type="dxa"/>
             <w:gridSpan w:val="6"/>
             <w:tcBorders>
               <w:top w:val="single" w:sz="2" w:space="0" w:color="000000"/>
@@ -2112,7 +2082,7 @@
         </w:trPr>
         <w:tc>
           <w:tcPr>
-            <w:tcW w:w="10285" w:type="dxa"/>
+            <w:tcW w:w="9026" w:type="dxa"/>
             <w:gridSpan w:val="6"/>
             <w:tcBorders>
               <w:top w:val="nil"/>
@@ -2251,7 +2221,7 @@
         </w:trPr>
         <w:tc>
           <w:tcPr>
-            <w:tcW w:w="10285" w:type="dxa"/>
+            <w:tcW w:w="9026" w:type="dxa"/>
             <w:gridSpan w:val="6"/>
             <w:tcBorders>
               <w:top w:val="nil"/>
@@ -2381,7 +2351,7 @@
         </w:trPr>
         <w:tc>
           <w:tcPr>
-            <w:tcW w:w="10285" w:type="dxa"/>
+            <w:tcW w:w="9026" w:type="dxa"/>
             <w:gridSpan w:val="6"/>
             <w:tcBorders>
               <w:top w:val="nil"/>
@@ -2468,7 +2438,7 @@
         </w:trPr>
         <w:tc>
           <w:tcPr>
-            <w:tcW w:w="1488" w:type="dxa"/>
+            <w:tcW w:w="1281" w:type="dxa"/>
             <w:tcBorders>
               <w:top w:val="single" w:sz="2" w:space="0" w:color="000000"/>
               <w:left w:val="single" w:sz="2" w:space="0" w:color="000000"/>
@@ -2511,7 +2481,7 @@
         </w:tc>
         <w:tc>
           <w:tcPr>
-            <w:tcW w:w="8798" w:type="dxa"/>
+            <w:tcW w:w="7745" w:type="dxa"/>
             <w:gridSpan w:val="5"/>
             <w:tcBorders>
               <w:top w:val="single" w:sz="2" w:space="0" w:color="000000"/>
@@ -6050,6 +6020,56 @@
 </w:document>
 </file>
 
+<file path=word/endnotes.xml><?xml version="1.0" encoding="utf-8"?>
+<w:endnotes xmlns:wpc="http://schemas.microsoft.com/office/word/2010/wordprocessingCanvas" xmlns:cx="http://schemas.microsoft.com/office/drawing/2014/chartex" xmlns:cx1="http://schemas.microsoft.com/office/drawing/2015/9/8/chartex" xmlns:cx2="http://schemas.microsoft.com/office/drawing/2015/10/21/chartex" xmlns:cx3="http://schemas.microsoft.com/office/drawing/2016/5/9/chartex" xmlns:cx4="http://schemas.microsoft.com/office/drawing/2016/5/10/chartex" xmlns:cx5="http://schemas.microsoft.com/office/drawing/2016/5/11/chartex" xmlns:cx6="http://schemas.microsoft.com/office/drawing/2016/5/12/chartex" xmlns:cx7="http://schemas.microsoft.com/office/drawing/2016/5/13/chartex" xmlns:cx8="http://schemas.microsoft.com/office/drawing/2016/5/14/chartex" xmlns:mc="http://schemas.openxmlformats.org/markup-compatibility/2006" xmlns:aink="http://schemas.microsoft.com/office/drawing/2016/ink" xmlns:am3d="http://schemas.microsoft.com/office/drawing/2017/model3d" xmlns:o="urn:schemas-microsoft-com:office:office" xmlns:r="http://schemas.openxmlformats.org/officeDocument/2006/relationships" xmlns:m="http://schemas.openxmlformats.org/officeDocument/2006/math" xmlns:v="urn:schemas-microsoft-com:vml" xmlns:wp14="http://schemas.microsoft.com/office/word/2010/wordprocessingDrawing" xmlns:wp="http://schemas.openxmlformats.org/drawingml/2006/wordprocessingDrawing" xmlns:w10="urn:schemas-microsoft-com:office:word" xmlns:w="http://schemas.openxmlformats.org/wordprocessingml/2006/main" xmlns:w14="http://schemas.microsoft.com/office/word/2010/wordml" xmlns:w15="http://schemas.microsoft.com/office/word/2012/wordml" xmlns:w16cex="http://schemas.microsoft.com/office/word/2018/wordml/cex" xmlns:w16cid="http://schemas.microsoft.com/office/word/2016/wordml/cid" xmlns:w16="http://schemas.microsoft.com/office/word/2018/wordml" xmlns:w16sdtdh="http://schemas.microsoft.com/office/word/2020/wordml/sdtdatahash" xmlns:w16se="http://schemas.microsoft.com/office/word/2015/wordml/symex" xmlns:wpg="http://schemas.microsoft.com/office/word/2010/wordprocessingGroup" xmlns:wpi="http://schemas.microsoft.com/office/word/2010/wordprocessingInk" xmlns:wne="http://schemas.microsoft.com/office/word/2006/wordml" xmlns:wps="http://schemas.microsoft.com/office/word/2010/wordprocessingShape" mc:Ignorable="w14 w15 w16se w16cid w16 w16cex w16sdtdh wp14">
+  <w:endnote w:type="separator" w:id="-1">
+    <w:p>
+      <w:pPr>
+        <w:spacing w:after="0" w:line="240" w:lineRule="auto"/>
+      </w:pPr>
+      <w:r>
+        <w:separator/>
+      </w:r>
+    </w:p>
+  </w:endnote>
+  <w:endnote w:type="continuationSeparator" w:id="0">
+    <w:p>
+      <w:pPr>
+        <w:spacing w:after="0" w:line="240" w:lineRule="auto"/>
+      </w:pPr>
+      <w:r>
+        <w:continuationSeparator/>
+      </w:r>
+    </w:p>
+  </w:endnote>
+</w:endnotes>
+</file>
+
+<file path=word/footnotes.xml><?xml version="1.0" encoding="utf-8"?>
+<w:footnotes xmlns:wpc="http://schemas.microsoft.com/office/word/2010/wordprocessingCanvas" xmlns:cx="http://schemas.microsoft.com/office/drawing/2014/chartex" xmlns:cx1="http://schemas.microsoft.com/office/drawing/2015/9/8/chartex" xmlns:cx2="http://schemas.microsoft.com/office/drawing/2015/10/21/chartex" xmlns:cx3="http://schemas.microsoft.com/office/drawing/2016/5/9/chartex" xmlns:cx4="http://schemas.microsoft.com/office/drawing/2016/5/10/chartex" xmlns:cx5="http://schemas.microsoft.com/office/drawing/2016/5/11/chartex" xmlns:cx6="http://schemas.microsoft.com/office/drawing/2016/5/12/chartex" xmlns:cx7="http://schemas.microsoft.com/office/drawing/2016/5/13/chartex" xmlns:cx8="http://schemas.microsoft.com/office/drawing/2016/5/14/chartex" xmlns:mc="http://schemas.openxmlformats.org/markup-compatibility/2006" xmlns:aink="http://schemas.microsoft.com/office/drawing/2016/ink" xmlns:am3d="http://schemas.microsoft.com/office/drawing/2017/model3d" xmlns:o="urn:schemas-microsoft-com:office:office" xmlns:r="http://schemas.openxmlformats.org/officeDocument/2006/relationships" xmlns:m="http://schemas.openxmlformats.org/officeDocument/2006/math" xmlns:v="urn:schemas-microsoft-com:vml" xmlns:wp14="http://schemas.microsoft.com/office/word/2010/wordprocessingDrawing" xmlns:wp="http://schemas.openxmlformats.org/drawingml/2006/wordprocessingDrawing" xmlns:w10="urn:schemas-microsoft-com:office:word" xmlns:w="http://schemas.openxmlformats.org/wordprocessingml/2006/main" xmlns:w14="http://schemas.microsoft.com/office/word/2010/wordml" xmlns:w15="http://schemas.microsoft.com/office/word/2012/wordml" xmlns:w16cex="http://schemas.microsoft.com/office/word/2018/wordml/cex" xmlns:w16cid="http://schemas.microsoft.com/office/word/2016/wordml/cid" xmlns:w16="http://schemas.microsoft.com/office/word/2018/wordml" xmlns:w16sdtdh="http://schemas.microsoft.com/office/word/2020/wordml/sdtdatahash" xmlns:w16se="http://schemas.microsoft.com/office/word/2015/wordml/symex" xmlns:wpg="http://schemas.microsoft.com/office/word/2010/wordprocessingGroup" xmlns:wpi="http://schemas.microsoft.com/office/word/2010/wordprocessingInk" xmlns:wne="http://schemas.microsoft.com/office/word/2006/wordml" xmlns:wps="http://schemas.microsoft.com/office/word/2010/wordprocessingShape" mc:Ignorable="w14 w15 w16se w16cid w16 w16cex w16sdtdh wp14">
+  <w:footnote w:type="separator" w:id="-1">
+    <w:p>
+      <w:pPr>
+        <w:spacing w:after="0" w:line="240" w:lineRule="auto"/>
+      </w:pPr>
+      <w:r>
+        <w:separator/>
+      </w:r>
+    </w:p>
+  </w:footnote>
+  <w:footnote w:type="continuationSeparator" w:id="0">
+    <w:p>
+      <w:pPr>
+        <w:spacing w:after="0" w:line="240" w:lineRule="auto"/>
+      </w:pPr>
+      <w:r>
+        <w:continuationSeparator/>
+      </w:r>
+    </w:p>
+  </w:footnote>
+</w:footnotes>
+</file>
+
 <file path=word/numbering.xml><?xml version="1.0" encoding="utf-8"?>
 <w:numbering xmlns:wpc="http://schemas.microsoft.com/office/word/2010/wordprocessingCanvas" xmlns:cx="http://schemas.microsoft.com/office/drawing/2014/chartex" xmlns:cx1="http://schemas.microsoft.com/office/drawing/2015/9/8/chartex" xmlns:cx2="http://schemas.microsoft.com/office/drawing/2015/10/21/chartex" xmlns:cx3="http://schemas.microsoft.com/office/drawing/2016/5/9/chartex" xmlns:cx4="http://schemas.microsoft.com/office/drawing/2016/5/10/chartex" xmlns:cx5="http://schemas.microsoft.com/office/drawing/2016/5/11/chartex" xmlns:cx6="http://schemas.microsoft.com/office/drawing/2016/5/12/chartex" xmlns:cx7="http://schemas.microsoft.com/office/drawing/2016/5/13/chartex" xmlns:cx8="http://schemas.microsoft.com/office/drawing/2016/5/14/chartex" xmlns:mc="http://schemas.openxmlformats.org/markup-compatibility/2006" xmlns:aink="http://schemas.microsoft.com/office/drawing/2016/ink" xmlns:am3d="http://schemas.microsoft.com/office/drawing/2017/model3d" xmlns:o="urn:schemas-microsoft-com:office:office" xmlns:r="http://schemas.openxmlformats.org/officeDocument/2006/relationships" xmlns:m="http://schemas.openxmlformats.org/officeDocument/2006/math" xmlns:v="urn:schemas-microsoft-com:vml" xmlns:wp14="http://schemas.microsoft.com/office/word/2010/wordprocessingDrawing" xmlns:wp="http://schemas.openxmlformats.org/drawingml/2006/wordprocessingDrawing" xmlns:w10="urn:schemas-microsoft-com:office:word" xmlns:w="http://schemas.openxmlformats.org/wordprocessingml/2006/main" xmlns:w14="http://schemas.microsoft.com/office/word/2010/wordml" xmlns:w15="http://schemas.microsoft.com/office/word/2012/wordml" xmlns:w16cex="http://schemas.microsoft.com/office/word/2018/wordml/cex" xmlns:w16cid="http://schemas.microsoft.com/office/word/2016/wordml/cid" xmlns:w16="http://schemas.microsoft.com/office/word/2018/wordml" xmlns:w16sdtdh="http://schemas.microsoft.com/office/word/2020/wordml/sdtdatahash" xmlns:w16se="http://schemas.microsoft.com/office/word/2015/wordml/symex" xmlns:wpg="http://schemas.microsoft.com/office/word/2010/wordprocessingGroup" xmlns:wpi="http://schemas.microsoft.com/office/word/2010/wordprocessingInk" xmlns:wne="http://schemas.microsoft.com/office/word/2006/wordml" xmlns:wps="http://schemas.microsoft.com/office/word/2010/wordprocessingShape" mc:Ignorable="w14 w15 w16se w16cid w16 w16cex w16sdtdh wp14">
   <w:abstractNum w:abstractNumId="0" w15:restartNumberingAfterBreak="0">
@@ -7720,6 +7740,50 @@
       <w:ind w:leftChars="400" w:left="800"/>
     </w:pPr>
   </w:style>
+  <w:style w:type="paragraph" w:styleId="a5">
+    <w:name w:val="header"/>
+    <w:basedOn w:val="a"/>
+    <w:link w:val="Char"/>
+    <w:uiPriority w:val="99"/>
+    <w:unhideWhenUsed/>
+    <w:rsid w:val="005A3782"/>
+    <w:pPr>
+      <w:tabs>
+        <w:tab w:val="center" w:pos="4513"/>
+        <w:tab w:val="right" w:pos="9026"/>
+      </w:tabs>
+      <w:snapToGrid w:val="0"/>
+    </w:pPr>
+  </w:style>
+  <w:style w:type="character" w:customStyle="1" w:styleId="Char">
+    <w:name w:val="머리글 Char"/>
+    <w:basedOn w:val="a0"/>
+    <w:link w:val="a5"/>
+    <w:uiPriority w:val="99"/>
+    <w:rsid w:val="005A3782"/>
+  </w:style>
+  <w:style w:type="paragraph" w:styleId="a6">
+    <w:name w:val="footer"/>
+    <w:basedOn w:val="a"/>
+    <w:link w:val="Char0"/>
+    <w:uiPriority w:val="99"/>
+    <w:unhideWhenUsed/>
+    <w:rsid w:val="005A3782"/>
+    <w:pPr>
+      <w:tabs>
+        <w:tab w:val="center" w:pos="4513"/>
+        <w:tab w:val="right" w:pos="9026"/>
+      </w:tabs>
+      <w:snapToGrid w:val="0"/>
+    </w:pPr>
+  </w:style>
+  <w:style w:type="character" w:customStyle="1" w:styleId="Char0">
+    <w:name w:val="바닥글 Char"/>
+    <w:basedOn w:val="a0"/>
+    <w:link w:val="a6"/>
+    <w:uiPriority w:val="99"/>
+    <w:rsid w:val="005A3782"/>
+  </w:style>
 </w:styles>
 </file>
 
